--- a/documents/Haverton Recruitment/4 Forms/Placement Check In Record.docx
+++ b/documents/Haverton Recruitment/4 Forms/Placement Check In Record.docx
@@ -43,7 +43,7 @@
           <w:sz w:val="24"/>
           <w:szCs w:val="24"/>
         </w:rPr>
-        <w:t xml:space="preserve">Week 1, week 4 and week 12 calls with the candidate and the client</w:t>
+        <w:t xml:space="preserve">Day 7, day 30, day 60 and day 90 calls with the candidate and the client</w:t>
       </w:r>
     </w:p>
     <w:p>
@@ -497,7 +497,7 @@
               <w:spacing w:after="40" w:line="270"/>
             </w:pPr>
             <w:r>
-              <w:t xml:space="preserve">Week 1 (induction, first shifts, anything worrying?)</w:t>
+              <w:t xml:space="preserve">Day 7 (induction, first shifts, anything worrying?)</w:t>
             </w:r>
           </w:p>
         </w:tc>
@@ -606,7 +606,7 @@
               <w:spacing w:after="40" w:line="270"/>
             </w:pPr>
             <w:r>
-              <w:t xml:space="preserve">Week 4 (settling in, training, team fit)</w:t>
+              <w:t xml:space="preserve">Day 30 (settling in, training, team fit)</w:t>
             </w:r>
           </w:p>
         </w:tc>
@@ -715,7 +715,116 @@
               <w:spacing w:after="40" w:line="270"/>
             </w:pPr>
             <w:r>
-              <w:t xml:space="preserve">Week 12 (staying? any issues? referral ask)</w:t>
+              <w:t xml:space="preserve">Day 60 (confidence, supervision, any concerns)</w:t>
+            </w:r>
+          </w:p>
+        </w:tc>
+        <w:tc>
+          <w:tcPr>
+            <w:tcW w:type="dxa" w:w="2891"/>
+            <w:tcBorders>
+              <w:top w:val="single" w:color="D9D2C3" w:sz="4"/>
+              <w:left w:val="single" w:color="D9D2C3" w:sz="4"/>
+              <w:bottom w:val="single" w:color="D9D2C3" w:sz="4"/>
+              <w:right w:val="single" w:color="D9D2C3" w:sz="4"/>
+            </w:tcBorders>
+            <w:tcMar>
+              <w:top w:type="dxa" w:w="80"/>
+              <w:left w:type="dxa" w:w="110"/>
+              <w:bottom w:type="dxa" w:w="80"/>
+              <w:right w:type="dxa" w:w="110"/>
+            </w:tcMar>
+            <w:vAlign w:val="top"/>
+          </w:tcPr>
+          <w:p>
+            <w:pPr>
+              <w:spacing w:after="40" w:line="270"/>
+            </w:pPr>
+            <w:r>
+              <w:t xml:space="preserve"/>
+            </w:r>
+          </w:p>
+        </w:tc>
+        <w:tc>
+          <w:tcPr>
+            <w:tcW w:type="dxa" w:w="2891"/>
+            <w:tcBorders>
+              <w:top w:val="single" w:color="D9D2C3" w:sz="4"/>
+              <w:left w:val="single" w:color="D9D2C3" w:sz="4"/>
+              <w:bottom w:val="single" w:color="D9D2C3" w:sz="4"/>
+              <w:right w:val="single" w:color="D9D2C3" w:sz="4"/>
+            </w:tcBorders>
+            <w:tcMar>
+              <w:top w:type="dxa" w:w="80"/>
+              <w:left w:type="dxa" w:w="110"/>
+              <w:bottom w:type="dxa" w:w="80"/>
+              <w:right w:type="dxa" w:w="110"/>
+            </w:tcMar>
+            <w:vAlign w:val="top"/>
+          </w:tcPr>
+          <w:p>
+            <w:pPr>
+              <w:spacing w:after="40" w:line="270"/>
+            </w:pPr>
+            <w:r>
+              <w:t xml:space="preserve"/>
+            </w:r>
+          </w:p>
+        </w:tc>
+        <w:tc>
+          <w:tcPr>
+            <w:tcW w:type="dxa" w:w="1929"/>
+            <w:tcBorders>
+              <w:top w:val="single" w:color="D9D2C3" w:sz="4"/>
+              <w:left w:val="single" w:color="D9D2C3" w:sz="4"/>
+              <w:bottom w:val="single" w:color="D9D2C3" w:sz="4"/>
+              <w:right w:val="single" w:color="D9D2C3" w:sz="4"/>
+            </w:tcBorders>
+            <w:tcMar>
+              <w:top w:type="dxa" w:w="80"/>
+              <w:left w:type="dxa" w:w="110"/>
+              <w:bottom w:type="dxa" w:w="80"/>
+              <w:right w:type="dxa" w:w="110"/>
+            </w:tcMar>
+            <w:vAlign w:val="top"/>
+          </w:tcPr>
+          <w:p>
+            <w:pPr>
+              <w:spacing w:after="40" w:line="270"/>
+            </w:pPr>
+            <w:r>
+              <w:t xml:space="preserve"/>
+            </w:r>
+          </w:p>
+        </w:tc>
+      </w:tr>
+      <w:tr>
+        <w:trPr>
+          <w:cantSplit/>
+        </w:trPr>
+        <w:tc>
+          <w:tcPr>
+            <w:tcW w:type="dxa" w:w="1927"/>
+            <w:tcBorders>
+              <w:top w:val="single" w:color="D9D2C3" w:sz="4"/>
+              <w:left w:val="single" w:color="D9D2C3" w:sz="4"/>
+              <w:bottom w:val="single" w:color="D9D2C3" w:sz="4"/>
+              <w:right w:val="single" w:color="D9D2C3" w:sz="4"/>
+            </w:tcBorders>
+            <w:tcMar>
+              <w:top w:type="dxa" w:w="80"/>
+              <w:left w:type="dxa" w:w="110"/>
+              <w:bottom w:type="dxa" w:w="80"/>
+              <w:right w:type="dxa" w:w="110"/>
+            </w:tcMar>
+            <w:vAlign w:val="top"/>
+          </w:tcPr>
+          <w:p>
+            <w:pPr>
+              <w:spacing w:after="40" w:line="270"/>
+            </w:pPr>
+            <w:r>
+              <w:t xml:space="preserve">Day 90 (staying? end of guarantee; referral ask)</w:t>
             </w:r>
           </w:p>
         </w:tc>
@@ -850,7 +959,7 @@
                 <w:b/>
                 <w:bCs/>
               </w:rPr>
-              <w:t xml:space="preserve">Still in post at 12 weeks?</w:t>
+              <w:t xml:space="preserve">Still in post at 90 days?</w:t>
             </w:r>
           </w:p>
         </w:tc>
@@ -1197,7 +1306,7 @@
         <w:sz w:val="16"/>
         <w:szCs w:val="16"/>
       </w:rPr>
-      <w:t xml:space="preserve">Form | Version 1.0 | September 2026 | Page </w:t>
+      <w:t xml:space="preserve">Form | Version 1.1 | September 2026 | Page </w:t>
     </w:r>
     <w:r>
       <w:rPr>
